--- a/evals/learning-loop-v2/patients/P022/materials/就诊材料.docx
+++ b/evals/learning-loop-v2/patients/P022/materials/就诊材料.docx
@@ -53,33 +53,6 @@
           <w:rFonts w:eastAsia="PingFang SC"/>
           <w:sz w:val="22"/>
         </w:rPr>
-        <w:t xml:space="preserve">评估结论</w:t>
-      </w:r>
-    </w:p>
-    <w:p>
-      <w:r>
-        <w:rPr>
-          <w:rFonts w:eastAsia="PingFang SC"/>
-          <w:sz w:val="22"/>
-        </w:rPr>
-        <w:t xml:space="preserve">2026年7月10日 慢性肾脏病 [confirmed]；2026年7月10日 甲状腺结节 [finding]；26-08-11 肾囊肿 [finding]</w:t>
-      </w:r>
-    </w:p>
-    <w:p>
-      <w:r>
-        <w:rPr>
-          <w:rFonts w:eastAsia="PingFang SC"/>
-          <w:sz w:val="22"/>
-        </w:rPr>
-        <w:t xml:space="preserve"/>
-      </w:r>
-    </w:p>
-    <w:p>
-      <w:r>
-        <w:rPr>
-          <w:rFonts w:eastAsia="PingFang SC"/>
-          <w:sz w:val="22"/>
-        </w:rPr>
         <w:t xml:space="preserve">26-08-11 处方核对</w:t>
       </w:r>
     </w:p>
@@ -107,7 +80,16 @@
           <w:rFonts w:eastAsia="PingFang SC"/>
           <w:sz w:val="22"/>
         </w:rPr>
-        <w:t xml:space="preserve">吸烟史：已戒烟，累计24年。饮酒史：每月4次少量饮酒。职业接触史：曾在矿石加工岗位接触粉尘</w:t>
+        <w:t xml:space="preserve">评估结论</w:t>
+      </w:r>
+    </w:p>
+    <w:p>
+      <w:r>
+        <w:rPr>
+          <w:rFonts w:eastAsia="PingFang SC"/>
+          <w:sz w:val="22"/>
+        </w:rPr>
+        <w:t xml:space="preserve">2026年7月10日 确诊：慢性肾脏病；2026年7月10日 影像提示：甲状腺结节；26-08-11 影像提示：肾囊肿</w:t>
       </w:r>
     </w:p>
     <w:p>
@@ -152,6 +134,51 @@
           <w:rFonts w:eastAsia="PingFang SC"/>
           <w:sz w:val="22"/>
         </w:rPr>
+        <w:t xml:space="preserve">吸烟史：已戒烟，累计24年。饮酒史：每月4次少量饮酒。职业接触史：曾在矿石加工岗位接触粉尘</w:t>
+      </w:r>
+    </w:p>
+    <w:p>
+      <w:r>
+        <w:rPr>
+          <w:rFonts w:eastAsia="PingFang SC"/>
+          <w:sz w:val="22"/>
+        </w:rPr>
+        <w:t xml:space="preserve"/>
+      </w:r>
+    </w:p>
+    <w:p>
+      <w:r>
+        <w:rPr>
+          <w:rFonts w:eastAsia="PingFang SC"/>
+          <w:sz w:val="22"/>
+        </w:rPr>
+        <w:t xml:space="preserve">检验复核记录</w:t>
+      </w:r>
+    </w:p>
+    <w:p>
+      <w:r>
+        <w:rPr>
+          <w:rFonts w:eastAsia="PingFang SC"/>
+          <w:sz w:val="22"/>
+        </w:rPr>
+        <w:t xml:space="preserve">26-08-11 肌酐 1.22 mg/dL</w:t>
+      </w:r>
+    </w:p>
+    <w:p>
+      <w:r>
+        <w:rPr>
+          <w:rFonts w:eastAsia="PingFang SC"/>
+          <w:sz w:val="22"/>
+        </w:rPr>
+        <w:t xml:space="preserve"/>
+      </w:r>
+    </w:p>
+    <w:p>
+      <w:r>
+        <w:rPr>
+          <w:rFonts w:eastAsia="PingFang SC"/>
+          <w:sz w:val="22"/>
+        </w:rPr>
         <w:t xml:space="preserve">处方核对</w:t>
       </w:r>
     </w:p>
@@ -161,7 +188,7 @@
           <w:rFonts w:eastAsia="PingFang SC"/>
           <w:sz w:val="22"/>
         </w:rPr>
-        <w:t xml:space="preserve">氨氯地平 5mg，每日两次，active</w:t>
+        <w:t xml:space="preserve">氨氯地平 5mg，每日一次，正在服用</w:t>
       </w:r>
     </w:p>
     <w:sectPr>
